--- a/results/TFL/tablas/tabla_sensibilidad_ablacion_apa.docx
+++ b/results/TFL/tablas/tabla_sensibilidad_ablacion_apa.docx
@@ -27,13 +27,13 @@
       <w:tblGrid>
         <w:gridCol w:w="3031"/>
         <w:gridCol w:w="3373"/>
-        <w:gridCol w:w="2453"/>
-        <w:gridCol w:w="2512"/>
-        <w:gridCol w:w="2512"/>
+        <w:gridCol w:w="1825"/>
+        <w:gridCol w:w="1842"/>
+        <w:gridCol w:w="1842"/>
       </w:tblGrid>
       <w:tr>
         <w:trPr>
-          <w:trHeight w:val="530" w:hRule="auto"/>
+          <w:trHeight w:val="492" w:hRule="auto"/>
           <w:tblHeader/>
         </w:trPr>
         <w:tc>
@@ -197,7 +197,7 @@
                 <w:szCs w:val="19"/>
                 <w:color w:val="000000"/>
               </w:rPr>
-              <w:t xml:space="preserve">Gemma-4-31B-it (Local)</w:t>
+              <w:t xml:space="preserve">Gemma-4-31B-it</w:t>
             </w:r>
           </w:p>
         </w:tc>
@@ -252,7 +252,7 @@
                 <w:szCs w:val="19"/>
                 <w:color w:val="000000"/>
               </w:rPr>
-              <w:t xml:space="preserve">Gemini Flash 3.5 (Cloud)</w:t>
+              <w:t xml:space="preserve">Gemini Flash 3.5</w:t>
             </w:r>
           </w:p>
         </w:tc>
@@ -307,7 +307,7 @@
                 <w:szCs w:val="19"/>
                 <w:color w:val="000000"/>
               </w:rPr>
-              <w:t xml:space="preserve">Gemini Flash 3.6 (Cloud)</w:t>
+              <w:t xml:space="preserve">Gemini Flash 3.7</w:t>
             </w:r>
           </w:p>
         </w:tc>
@@ -478,7 +478,7 @@
                 <w:szCs w:val="18"/>
                 <w:color w:val="000000"/>
               </w:rPr>
-              <w:t xml:space="preserve">27 códigos</w:t>
+              <w:t xml:space="preserve">24 códigos</w:t>
             </w:r>
           </w:p>
         </w:tc>
@@ -533,7 +533,7 @@
                 <w:szCs w:val="18"/>
                 <w:color w:val="000000"/>
               </w:rPr>
-              <w:t xml:space="preserve">27 códigos</w:t>
+              <w:t xml:space="preserve">24 códigos</w:t>
             </w:r>
           </w:p>
         </w:tc>
@@ -588,7 +588,7 @@
                 <w:szCs w:val="18"/>
                 <w:color w:val="000000"/>
               </w:rPr>
-              <w:t xml:space="preserve">27 códigos</w:t>
+              <w:t xml:space="preserve">24 códigos</w:t>
             </w:r>
           </w:p>
         </w:tc>
@@ -1295,7 +1295,7 @@
                 <w:szCs w:val="18"/>
                 <w:color w:val="000000"/>
               </w:rPr>
-              <w:t xml:space="preserve">0.9688</w:t>
+              <w:t xml:space="preserve">0.9797</w:t>
             </w:r>
           </w:p>
         </w:tc>
@@ -1350,7 +1350,7 @@
                 <w:szCs w:val="18"/>
                 <w:color w:val="000000"/>
               </w:rPr>
-              <w:t xml:space="preserve">0.9720</w:t>
+              <w:t xml:space="preserve">0.9819</w:t>
             </w:r>
           </w:p>
         </w:tc>
@@ -1405,7 +1405,7 @@
                 <w:szCs w:val="18"/>
                 <w:color w:val="000000"/>
               </w:rPr>
-              <w:t xml:space="preserve">0.9709</w:t>
+              <w:t xml:space="preserve">0.9849</w:t>
             </w:r>
           </w:p>
         </w:tc>
@@ -1563,7 +1563,7 @@
                 <w:szCs w:val="18"/>
                 <w:color w:val="000000"/>
               </w:rPr>
-              <w:t xml:space="preserve">0.8621</w:t>
+              <w:t xml:space="preserve">0.9731</w:t>
             </w:r>
           </w:p>
         </w:tc>
@@ -1618,7 +1618,7 @@
                 <w:szCs w:val="18"/>
                 <w:color w:val="000000"/>
               </w:rPr>
-              <w:t xml:space="preserve">0.8670</w:t>
+              <w:t xml:space="preserve">0.9768</w:t>
             </w:r>
           </w:p>
         </w:tc>
@@ -1673,7 +1673,7 @@
                 <w:szCs w:val="18"/>
                 <w:color w:val="000000"/>
               </w:rPr>
-              <w:t xml:space="preserve">0.8650</w:t>
+              <w:t xml:space="preserve">0.9789</w:t>
             </w:r>
           </w:p>
         </w:tc>
@@ -1831,7 +1831,7 @@
                 <w:szCs w:val="18"/>
                 <w:color w:val="000000"/>
               </w:rPr>
-              <w:t xml:space="preserve">0.9597</w:t>
+              <w:t xml:space="preserve">0.9794</w:t>
             </w:r>
           </w:p>
         </w:tc>
@@ -1886,7 +1886,7 @@
                 <w:szCs w:val="18"/>
                 <w:color w:val="000000"/>
               </w:rPr>
-              <w:t xml:space="preserve">0.9631</w:t>
+              <w:t xml:space="preserve">0.9819</w:t>
             </w:r>
           </w:p>
         </w:tc>
@@ -1941,7 +1941,7 @@
                 <w:szCs w:val="18"/>
                 <w:color w:val="000000"/>
               </w:rPr>
-              <w:t xml:space="preserve">0.9617</w:t>
+              <w:t xml:space="preserve">0.9838</w:t>
             </w:r>
           </w:p>
         </w:tc>
@@ -2099,7 +2099,7 @@
                 <w:szCs w:val="18"/>
                 <w:color w:val="000000"/>
               </w:rPr>
-              <w:t xml:space="preserve">82.46% (94/114)</w:t>
+              <w:t xml:space="preserve">86.84% (99/114)</w:t>
             </w:r>
           </w:p>
         </w:tc>
@@ -2154,7 +2154,7 @@
                 <w:szCs w:val="18"/>
                 <w:color w:val="000000"/>
               </w:rPr>
-              <w:t xml:space="preserve">85.09% (97/114)</w:t>
+              <w:t xml:space="preserve">87.72% (100/114)</w:t>
             </w:r>
           </w:p>
         </w:tc>
@@ -2209,7 +2209,7 @@
                 <w:szCs w:val="18"/>
                 <w:color w:val="000000"/>
               </w:rPr>
-              <w:t xml:space="preserve">84.21% (96/114)</w:t>
+              <w:t xml:space="preserve">89.47% (102/114)</w:t>
             </w:r>
           </w:p>
         </w:tc>
@@ -2367,7 +2367,7 @@
                 <w:szCs w:val="18"/>
                 <w:color w:val="000000"/>
               </w:rPr>
-              <w:t xml:space="preserve">450 / 14 / 15</w:t>
+              <w:t xml:space="preserve">458 / 12 / 7</w:t>
             </w:r>
           </w:p>
         </w:tc>
@@ -2422,7 +2422,7 @@
                 <w:szCs w:val="18"/>
                 <w:color w:val="000000"/>
               </w:rPr>
-              <w:t xml:space="preserve">451 / 12 / 14</w:t>
+              <w:t xml:space="preserve">460 / 12 / 5</w:t>
             </w:r>
           </w:p>
         </w:tc>
@@ -2477,7 +2477,7 @@
                 <w:szCs w:val="18"/>
                 <w:color w:val="000000"/>
               </w:rPr>
-              <w:t xml:space="preserve">450 / 12 / 15</w:t>
+              <w:t xml:space="preserve">458 / 7 / 7</w:t>
             </w:r>
           </w:p>
         </w:tc>
@@ -2648,7 +2648,7 @@
                 <w:szCs w:val="18"/>
                 <w:color w:val="000000"/>
               </w:rPr>
-              <w:t xml:space="preserve">0.9597</w:t>
+              <w:t xml:space="preserve">0.9738</w:t>
             </w:r>
           </w:p>
         </w:tc>
@@ -2703,7 +2703,7 @@
                 <w:szCs w:val="18"/>
                 <w:color w:val="000000"/>
               </w:rPr>
-              <w:t xml:space="preserve">0.9638</w:t>
+              <w:t xml:space="preserve">0.9766</w:t>
             </w:r>
           </w:p>
         </w:tc>
@@ -2758,7 +2758,7 @@
                 <w:szCs w:val="18"/>
                 <w:color w:val="000000"/>
               </w:rPr>
-              <w:t xml:space="preserve">0.9623</w:t>
+              <w:t xml:space="preserve">0.9806</w:t>
             </w:r>
           </w:p>
         </w:tc>
@@ -2916,7 +2916,7 @@
                 <w:szCs w:val="18"/>
                 <w:color w:val="000000"/>
               </w:rPr>
-              <w:t xml:space="preserve">0.8568</w:t>
+              <w:t xml:space="preserve">0.9719</w:t>
             </w:r>
           </w:p>
         </w:tc>
@@ -2971,7 +2971,7 @@
                 <w:szCs w:val="18"/>
                 <w:color w:val="000000"/>
               </w:rPr>
-              <w:t xml:space="preserve">0.8619</w:t>
+              <w:t xml:space="preserve">0.9758</w:t>
             </w:r>
           </w:p>
         </w:tc>
@@ -3026,7 +3026,7 @@
                 <w:szCs w:val="18"/>
                 <w:color w:val="000000"/>
               </w:rPr>
-              <w:t xml:space="preserve">0.8599</w:t>
+              <w:t xml:space="preserve">0.9780</w:t>
             </w:r>
           </w:p>
         </w:tc>
@@ -3184,7 +3184,7 @@
                 <w:szCs w:val="18"/>
                 <w:color w:val="000000"/>
               </w:rPr>
-              <w:t xml:space="preserve">0.9479</w:t>
+              <w:t xml:space="preserve">0.9734</w:t>
             </w:r>
           </w:p>
         </w:tc>
@@ -3239,7 +3239,7 @@
                 <w:szCs w:val="18"/>
                 <w:color w:val="000000"/>
               </w:rPr>
-              <w:t xml:space="preserve">0.9523</w:t>
+              <w:t xml:space="preserve">0.9766</w:t>
             </w:r>
           </w:p>
         </w:tc>
@@ -3294,7 +3294,7 @@
                 <w:szCs w:val="18"/>
                 <w:color w:val="000000"/>
               </w:rPr>
-              <w:t xml:space="preserve">0.9506</w:t>
+              <w:t xml:space="preserve">0.9791</w:t>
             </w:r>
           </w:p>
         </w:tc>
@@ -3452,7 +3452,7 @@
                 <w:szCs w:val="18"/>
                 <w:color w:val="000000"/>
               </w:rPr>
-              <w:t xml:space="preserve">82.46% (94/114)</w:t>
+              <w:t xml:space="preserve">86.84% (99/114)</w:t>
             </w:r>
           </w:p>
         </w:tc>
@@ -3507,7 +3507,7 @@
                 <w:szCs w:val="18"/>
                 <w:color w:val="000000"/>
               </w:rPr>
-              <w:t xml:space="preserve">85.09% (97/114)</w:t>
+              <w:t xml:space="preserve">87.72% (100/114)</w:t>
             </w:r>
           </w:p>
         </w:tc>
@@ -3562,7 +3562,7 @@
                 <w:szCs w:val="18"/>
                 <w:color w:val="000000"/>
               </w:rPr>
-              <w:t xml:space="preserve">84.21% (96/114)</w:t>
+              <w:t xml:space="preserve">89.47% (102/114)</w:t>
             </w:r>
           </w:p>
         </w:tc>
@@ -3720,7 +3720,7 @@
                 <w:szCs w:val="18"/>
                 <w:color w:val="000000"/>
               </w:rPr>
-              <w:t xml:space="preserve">345 / 14 / 15</w:t>
+              <w:t xml:space="preserve">353 / 12 / 7</w:t>
             </w:r>
           </w:p>
         </w:tc>
@@ -3775,7 +3775,7 @@
                 <w:szCs w:val="18"/>
                 <w:color w:val="000000"/>
               </w:rPr>
-              <w:t xml:space="preserve">346 / 12 / 14</w:t>
+              <w:t xml:space="preserve">355 / 12 / 5</w:t>
             </w:r>
           </w:p>
         </w:tc>
@@ -3830,7 +3830,7 @@
                 <w:szCs w:val="18"/>
                 <w:color w:val="000000"/>
               </w:rPr>
-              <w:t xml:space="preserve">345 / 12 / 15</w:t>
+              <w:t xml:space="preserve">353 / 7 / 7</w:t>
             </w:r>
           </w:p>
         </w:tc>
@@ -4001,7 +4001,7 @@
                 <w:szCs w:val="18"/>
                 <w:color w:val="000000"/>
               </w:rPr>
-              <w:t xml:space="preserve">-0.0091</w:t>
+              <w:t xml:space="preserve">-0.0059</w:t>
             </w:r>
           </w:p>
         </w:tc>
@@ -4056,7 +4056,7 @@
                 <w:szCs w:val="18"/>
                 <w:color w:val="000000"/>
               </w:rPr>
-              <w:t xml:space="preserve">-0.0082</w:t>
+              <w:t xml:space="preserve">-0.0052</w:t>
             </w:r>
           </w:p>
         </w:tc>
@@ -4111,7 +4111,7 @@
                 <w:szCs w:val="18"/>
                 <w:color w:val="000000"/>
               </w:rPr>
-              <w:t xml:space="preserve">-0.0085</w:t>
+              <w:t xml:space="preserve">-0.0044</w:t>
             </w:r>
           </w:p>
         </w:tc>
@@ -4269,7 +4269,7 @@
                 <w:szCs w:val="18"/>
                 <w:color w:val="000000"/>
               </w:rPr>
-              <w:t xml:space="preserve">-0.0053</w:t>
+              <w:t xml:space="preserve">-0.0012</w:t>
             </w:r>
           </w:p>
         </w:tc>
@@ -4324,7 +4324,7 @@
                 <w:szCs w:val="18"/>
                 <w:color w:val="000000"/>
               </w:rPr>
-              <w:t xml:space="preserve">-0.0051</w:t>
+              <w:t xml:space="preserve">-0.0010</w:t>
             </w:r>
           </w:p>
         </w:tc>
@@ -4379,7 +4379,7 @@
                 <w:szCs w:val="18"/>
                 <w:color w:val="000000"/>
               </w:rPr>
-              <w:t xml:space="preserve">-0.0052</w:t>
+              <w:t xml:space="preserve">-0.0009</w:t>
             </w:r>
           </w:p>
         </w:tc>
@@ -4537,7 +4537,7 @@
                 <w:szCs w:val="18"/>
                 <w:color w:val="000000"/>
               </w:rPr>
-              <w:t xml:space="preserve">-0.0118</w:t>
+              <w:t xml:space="preserve">-0.0060</w:t>
             </w:r>
           </w:p>
         </w:tc>
@@ -4592,7 +4592,7 @@
                 <w:szCs w:val="18"/>
                 <w:color w:val="000000"/>
               </w:rPr>
-              <w:t xml:space="preserve">-0.0108</w:t>
+              <w:t xml:space="preserve">-0.0053</w:t>
             </w:r>
           </w:p>
         </w:tc>
@@ -4647,7 +4647,7 @@
                 <w:szCs w:val="18"/>
                 <w:color w:val="000000"/>
               </w:rPr>
-              <w:t xml:space="preserve">-0.0112</w:t>
+              <w:t xml:space="preserve">-0.0047</w:t>
             </w:r>
           </w:p>
         </w:tc>
@@ -5086,7 +5086,7 @@
                 <w:szCs w:val="18"/>
                 <w:color w:val="000000"/>
               </w:rPr>
-              <w:t xml:space="preserve">99.06%</w:t>
+              <w:t xml:space="preserve">99.40%</w:t>
             </w:r>
           </w:p>
         </w:tc>
@@ -5141,7 +5141,7 @@
                 <w:szCs w:val="18"/>
                 <w:color w:val="000000"/>
               </w:rPr>
-              <w:t xml:space="preserve">99.16%</w:t>
+              <w:t xml:space="preserve">99.47%</w:t>
             </w:r>
           </w:p>
         </w:tc>
@@ -5196,7 +5196,7 @@
                 <w:szCs w:val="18"/>
                 <w:color w:val="000000"/>
               </w:rPr>
-              <w:t xml:space="preserve">99.12%</w:t>
+              <w:t xml:space="preserve">99.55%</w:t>
             </w:r>
           </w:p>
         </w:tc>
@@ -5354,7 +5354,7 @@
                 <w:szCs w:val="18"/>
                 <w:color w:val="000000"/>
               </w:rPr>
-              <w:t xml:space="preserve">99.38%</w:t>
+              <w:t xml:space="preserve">99.88%</w:t>
             </w:r>
           </w:p>
         </w:tc>
@@ -5409,7 +5409,7 @@
                 <w:szCs w:val="18"/>
                 <w:color w:val="000000"/>
               </w:rPr>
-              <w:t xml:space="preserve">99.41%</w:t>
+              <w:t xml:space="preserve">99.90%</w:t>
             </w:r>
           </w:p>
         </w:tc>
@@ -5464,7 +5464,7 @@
                 <w:szCs w:val="18"/>
                 <w:color w:val="000000"/>
               </w:rPr>
-              <w:t xml:space="preserve">99.40%</w:t>
+              <w:t xml:space="preserve">99.91%</w:t>
             </w:r>
           </w:p>
         </w:tc>
@@ -5622,7 +5622,7 @@
                 <w:szCs w:val="18"/>
                 <w:color w:val="000000"/>
               </w:rPr>
-              <w:t xml:space="preserve">98.77%</w:t>
+              <w:t xml:space="preserve">99.39%</w:t>
             </w:r>
           </w:p>
         </w:tc>
@@ -5677,7 +5677,7 @@
                 <w:szCs w:val="18"/>
                 <w:color w:val="000000"/>
               </w:rPr>
-              <w:t xml:space="preserve">98.88%</w:t>
+              <w:t xml:space="preserve">99.46%</w:t>
             </w:r>
           </w:p>
         </w:tc>
@@ -5732,7 +5732,7 @@
                 <w:szCs w:val="18"/>
                 <w:color w:val="000000"/>
               </w:rPr>
-              <w:t xml:space="preserve">98.84%</w:t>
+              <w:t xml:space="preserve">99.52%</w:t>
             </w:r>
           </w:p>
         </w:tc>
